--- a/CoverLetter.docx
+++ b/CoverLetter.docx
@@ -37,53 +37,158 @@
           <w:sz w:val="24"/>
           <w:szCs w:val="24"/>
         </w:rPr>
-        <w:t>Thank you for the opportunity to apply for the Software Engineer role at your company. After reviewing your job description, I am confident that I have the necessary skills to successfully do the job adeptly and perform above expectations.</w:t>
-      </w:r>
-    </w:p>
-    <w:p>
-      <w:pPr>
-        <w:rPr>
-          <w:sz w:val="24"/>
-          <w:szCs w:val="24"/>
-        </w:rPr>
-      </w:pPr>
-    </w:p>
-    <w:p>
-      <w:pPr>
-        <w:rPr>
-          <w:sz w:val="24"/>
-          <w:szCs w:val="24"/>
-        </w:rPr>
-      </w:pPr>
-      <w:r>
-        <w:rPr>
-          <w:sz w:val="24"/>
-          <w:szCs w:val="24"/>
-        </w:rPr>
-        <w:t>I am a curious and adaptable Computer Science student currently attending University of Warwick. I have studied a range of subject areas from algorithmic theory to AI and machine learning. In my previous year of study, I have had the opportunity to demonstrate my problem solving and self-sufficiency in a yearlong solo project designing and creating an from the basic concept stages to a well performing approach to the problem. This year I will be working in a 6-person team to complete a similar research and development project where I hope to further build my team working and collaboration abilities.</w:t>
-      </w:r>
-    </w:p>
-    <w:p>
-      <w:pPr>
-        <w:rPr>
-          <w:sz w:val="24"/>
-          <w:szCs w:val="24"/>
-        </w:rPr>
-      </w:pPr>
-    </w:p>
-    <w:p>
-      <w:pPr>
-        <w:rPr>
-          <w:sz w:val="24"/>
-          <w:szCs w:val="24"/>
-        </w:rPr>
-      </w:pPr>
-      <w:r>
-        <w:rPr>
-          <w:sz w:val="24"/>
-          <w:szCs w:val="24"/>
-        </w:rPr>
-        <w:t>In between term time I have gained a range of professional experiences in different fields. Most recently I spent a summer at JP Morgan as an intern on a infrastructure team working alongside an Applied AI team. This gave me new experience in the deployment and design of large-scale responsive systems, as well as an interesting insight into how ideas I have studied are applied to real world problems.</w:t>
+        <w:t xml:space="preserve">Thank you for the opportunity to apply for the </w:t>
+      </w:r>
+      <w:r>
+        <w:rPr>
+          <w:sz w:val="24"/>
+          <w:szCs w:val="24"/>
+        </w:rPr>
+        <w:t>Software Engineer</w:t>
+      </w:r>
+      <w:r>
+        <w:rPr>
+          <w:sz w:val="24"/>
+          <w:szCs w:val="24"/>
+        </w:rPr>
+        <w:t xml:space="preserve"> </w:t>
+      </w:r>
+      <w:r>
+        <w:rPr>
+          <w:sz w:val="24"/>
+          <w:szCs w:val="24"/>
+        </w:rPr>
+        <w:t>role at</w:t>
+      </w:r>
+      <w:r>
+        <w:rPr>
+          <w:sz w:val="24"/>
+          <w:szCs w:val="24"/>
+        </w:rPr>
+        <w:t xml:space="preserve"> </w:t>
+      </w:r>
+      <w:r>
+        <w:rPr>
+          <w:sz w:val="24"/>
+          <w:szCs w:val="24"/>
+        </w:rPr>
+        <w:t>DRW</w:t>
+      </w:r>
+      <w:r>
+        <w:rPr>
+          <w:sz w:val="24"/>
+          <w:szCs w:val="24"/>
+        </w:rPr>
+        <w:t xml:space="preserve">. </w:t>
+      </w:r>
+      <w:r>
+        <w:rPr>
+          <w:sz w:val="24"/>
+          <w:szCs w:val="24"/>
+        </w:rPr>
+        <w:t xml:space="preserve">I am confident I am a good fit for the skills required, and I always excited to learn a new language </w:t>
+      </w:r>
+      <w:r>
+        <w:rPr>
+          <w:sz w:val="24"/>
+          <w:szCs w:val="24"/>
+        </w:rPr>
+        <w:t>and skills</w:t>
+      </w:r>
+      <w:r>
+        <w:rPr>
+          <w:sz w:val="24"/>
+          <w:szCs w:val="24"/>
+        </w:rPr>
+        <w:t xml:space="preserve"> to make me even more suitable for the role.</w:t>
+      </w:r>
+    </w:p>
+    <w:p>
+      <w:pPr>
+        <w:rPr>
+          <w:sz w:val="24"/>
+          <w:szCs w:val="24"/>
+        </w:rPr>
+      </w:pPr>
+    </w:p>
+    <w:p>
+      <w:pPr>
+        <w:rPr>
+          <w:sz w:val="24"/>
+          <w:szCs w:val="24"/>
+        </w:rPr>
+      </w:pPr>
+      <w:r>
+        <w:rPr>
+          <w:sz w:val="24"/>
+          <w:szCs w:val="24"/>
+        </w:rPr>
+        <w:t xml:space="preserve">I am a curious and adaptable Computer Science student currently attending University of Warwick. I have studied a range of subject areas from algorithmic theory to </w:t>
+      </w:r>
+      <w:r>
+        <w:rPr>
+          <w:sz w:val="24"/>
+          <w:szCs w:val="24"/>
+        </w:rPr>
+        <w:t>computational learning theory and</w:t>
+      </w:r>
+      <w:r>
+        <w:rPr>
+          <w:sz w:val="24"/>
+          <w:szCs w:val="24"/>
+        </w:rPr>
+        <w:t xml:space="preserve"> machine learning. In my previous year of study, I have had the opportunity to demonstrate my problem solving and self-sufficiency in a yearlong solo project designing and creating a</w:t>
+      </w:r>
+      <w:r>
+        <w:rPr>
+          <w:sz w:val="24"/>
+          <w:szCs w:val="24"/>
+        </w:rPr>
+        <w:t xml:space="preserve"> solution</w:t>
+      </w:r>
+      <w:r>
+        <w:rPr>
+          <w:sz w:val="24"/>
+          <w:szCs w:val="24"/>
+        </w:rPr>
+        <w:t xml:space="preserve"> from the basic concept stages to a well performing approach to the problem. This year I will be working in a 6-person team to complete a similar research and development project where I hope to further build my team working and collaboration abilities.</w:t>
+      </w:r>
+    </w:p>
+    <w:p>
+      <w:pPr>
+        <w:rPr>
+          <w:sz w:val="24"/>
+          <w:szCs w:val="24"/>
+        </w:rPr>
+      </w:pPr>
+    </w:p>
+    <w:p>
+      <w:pPr>
+        <w:rPr>
+          <w:sz w:val="24"/>
+          <w:szCs w:val="24"/>
+        </w:rPr>
+      </w:pPr>
+      <w:r>
+        <w:rPr>
+          <w:sz w:val="24"/>
+          <w:szCs w:val="24"/>
+        </w:rPr>
+        <w:t>In between term time I have gained a range of professional experiences in different fields. Most recently I spent a summer at JP Morgan as an intern on a</w:t>
+      </w:r>
+      <w:r>
+        <w:rPr>
+          <w:sz w:val="24"/>
+          <w:szCs w:val="24"/>
+        </w:rPr>
+        <w:t>n</w:t>
+      </w:r>
+      <w:r>
+        <w:rPr>
+          <w:sz w:val="24"/>
+          <w:szCs w:val="24"/>
+        </w:rPr>
+        <w:t xml:space="preserve"> infrastructure team working alongside an Applied AI team. This gave me new experience in the deployment and design of large-scale responsive systems, as well as an interesting insight into how ideas I have studied are applied to real world problems.</w:t>
       </w:r>
     </w:p>
     <w:p>
@@ -108,14 +213,6 @@
         </w:rPr>
         <w:t>From this I believe I have gained a good mix of team and solo working skills in both a professional and more research-based environment, I hope you agree that I could fit well with your team and continue to learn from you!</w:t>
       </w:r>
-    </w:p>
-    <w:p>
-      <w:pPr>
-        <w:rPr>
-          <w:sz w:val="24"/>
-          <w:szCs w:val="24"/>
-        </w:rPr>
-      </w:pPr>
     </w:p>
     <w:p>
       <w:pPr>
